--- a/docs/proposals/pyvar-monetization-strategy.docx
+++ b/docs/proposals/pyvar-monetization-strategy.docx
@@ -153,7 +153,7 @@
           <w:sz w:val="20"/>
           <w:szCs w:val="20"/>
         </w:rPr>
-        <w:t xml:space="preserve">August 2026</w:t>
+        <w:t xml:space="preserve">September 2026</w:t>
       </w:r>
     </w:p>
     <w:p>
@@ -192,7 +192,7 @@
           <w:sz w:val="24"/>
           <w:szCs w:val="24"/>
         </w:rPr>
-        <w:t xml:space="preserve">pyvar's compute engine ships under the MIT licence and will stay that way — the whole premise of the project (see the accompanying grant brief) is that regulatory-grade risk formulas should be open and auditable. That commitment rules out the most obvious monetization lever, restricting access to the code, so this is not a pricing strategy in the conventional sense. It is an open-core / commercial-support strategy — the same shape that sustains Red Hat, GitLab and Elastic: the software is free, and the things that cost money to run or to guarantee are what's sold.</w:t>
+        <w:t xml:space="preserve">pyvar's compute engine ships under the Apache-2.0 licence and will stay that way — the whole premise of the project (see the accompanying grant brief) is that regulatory-grade risk formulas should be open and auditable. That commitment rules out the most obvious monetization lever, restricting access to the code, so this is not a pricing strategy in the conventional sense. It is an open-core / commercial-support strategy — the same shape that sustains Red Hat, GitLab and Elastic: the software is free, and the things that cost money to run or to guarantee are what's sold.</w:t>
       </w:r>
     </w:p>
     <w:p>
@@ -575,7 +575,7 @@
           <w:sz w:val="21"/>
           <w:szCs w:val="21"/>
         </w:rPr>
-        <w:t xml:space="preserve">Detailed separately in the accompanying local-package proposal. Because the engine is MIT-licensed, anyone can already clone the repository and run it themselves — so this line is sold honestly as convenience and assurance, not code access: a tested, pre-compiled, signed release; a regulatory validation/documentation bundle mapping each function to its Basel/FRTB clause; update delivery; and support. Subscription, billed per node or per institution.</w:t>
+        <w:t xml:space="preserve">Detailed separately in the accompanying local-package proposal. Because the engine is Apache-2.0-licensed, anyone can already clone the repository and run it themselves — so this line is sold honestly as convenience and assurance, not code access: a tested, pre-compiled, signed release; a regulatory validation/documentation bundle mapping each function to its Basel/FRTB clause; update delivery; and support. Subscription, billed per node or per institution.</w:t>
       </w:r>
     </w:p>
     <w:p>
@@ -1340,7 +1340,7 @@
                 <w:sz w:val="18"/>
                 <w:szCs w:val="18"/>
               </w:rPr>
-              <w:t xml:space="preserve">Someone forks the MIT-licensed engine and hosts a free competing API.</w:t>
+              <w:t xml:space="preserve">Someone forks the Apache-2.0-licensed engine and hosts a free competing API.</w:t>
             </w:r>
           </w:p>
         </w:tc>
@@ -1581,7 +1581,7 @@
           <w:sz w:val="21"/>
           <w:szCs w:val="21"/>
         </w:rPr>
-        <w:t xml:space="preserve">The model is deliberately layered so that no single revenue line has to carry the whole platform: usage-correlated subscriptions cover usage-correlated cost, grants protect the parts of the platform that exist purely as a public good, and professional services fund the deeper engineering investment both the grant brief and this proposal ask for. None of it requires narrowing the MIT licence, rate-limiting the free tier below what's already public today, or gating the compute engine itself.</w:t>
+        <w:t xml:space="preserve">The model is deliberately layered so that no single revenue line has to carry the whole platform: usage-correlated subscriptions cover usage-correlated cost, grants protect the parts of the platform that exist purely as a public good, and professional services fund the deeper engineering investment both the grant brief and this proposal ask for. None of it requires narrowing the Apache-2.0 licence, rate-limiting the free tier below what's already public today, or gating the compute engine itself.</w:t>
       </w:r>
     </w:p>
     <w:sectPr>
